--- a/PriyanshNandan_230953450_FGAI_Assignment3.docx
+++ b/PriyanshNandan_230953450_FGAI_Assignment3.docx
@@ -183,6 +183,23 @@
         </w:rPr>
         <w:t>GitHub Repository Link:</w:t>
       </w:r>
+    </w:p>
+    <w:p>
+      <w:pPr>
+        <w:spacing w:after="280"/>
+        <w:rPr>
+          <w:bCs/>
+        </w:rPr>
+      </w:pPr>
+      <w:hyperlink r:id="rId7" w:history="1">
+        <w:r>
+          <w:rPr>
+            <w:rStyle w:val="Hyperlink"/>
+            <w:bCs/>
+          </w:rPr>
+          <w:t>https://github.com/Priyansh-81/Text_Translation_OPUS100_Comparision</w:t>
+        </w:r>
+      </w:hyperlink>
     </w:p>
     <w:sectPr>
       <w:pgSz w:w="12240" w:h="15840"/>
